--- a/Material/3. Academic/Qualitative Interview - Theory (Massimo Aliberti).docx
+++ b/Material/3. Academic/Qualitative Interview - Theory (Massimo Aliberti).docx
@@ -12,7 +12,19 @@
         <w:rPr>
           <w:lang w:val="it-IT"/>
         </w:rPr>
-        <w:t>Massimo Aliberti, Imperila College L</w:t>
+        <w:t>Massimo Aliberti, Imperia</w:t>
+      </w:r>
+      <w:r>
+        <w:rPr>
+          <w:lang w:val="it-IT"/>
+        </w:rPr>
+        <w:t>l</w:t>
+      </w:r>
+      <w:r>
+        <w:rPr>
+          <w:lang w:val="it-IT"/>
+        </w:rPr>
+        <w:t xml:space="preserve"> College L</w:t>
       </w:r>
       <w:r>
         <w:rPr>
@@ -20,15 +32,39 @@
         </w:rPr>
         <w:t xml:space="preserve">ondon, 2017. </w:t>
       </w:r>
-      <w:hyperlink r:id="rId5" w:history="1">
-        <w:r>
-          <w:rPr>
-            <w:rStyle w:val="Hyperlink"/>
-            <w:lang w:val="it-IT"/>
-          </w:rPr>
-          <w:t>https://drive.google.com/file/d/1pa8EQhqbvVkq0DwAQcdvMnTzyhnwMM4x/view?pli=1</w:t>
-        </w:r>
-      </w:hyperlink>
+      <w:r>
+        <w:fldChar w:fldCharType="begin"/>
+      </w:r>
+      <w:r>
+        <w:instrText>HYPERLINK "https://drive.google.com/file/d/1pa8EQhqbvVkq0DwAQcdvMnTzyhnwMM4x/view?pli=1"</w:instrText>
+      </w:r>
+      <w:r>
+        <w:fldChar w:fldCharType="separate"/>
+      </w:r>
+      <w:r>
+        <w:rPr>
+          <w:rStyle w:val="Hyperlink"/>
+          <w:lang w:val="it-IT"/>
+        </w:rPr>
+        <w:t>https://drive.google.com/file/d/1</w:t>
+      </w:r>
+      <w:r>
+        <w:rPr>
+          <w:rStyle w:val="Hyperlink"/>
+          <w:lang w:val="it-IT"/>
+        </w:rPr>
+        <w:t>pa8</w:t>
+      </w:r>
+      <w:r>
+        <w:rPr>
+          <w:rStyle w:val="Hyperlink"/>
+          <w:lang w:val="it-IT"/>
+        </w:rPr>
+        <w:t>EQhqbvVkq0DwAQcdvMnTzyhnwMM4x/view?pli=1</w:t>
+      </w:r>
+      <w:r>
+        <w:fldChar w:fldCharType="end"/>
+      </w:r>
     </w:p>
     <w:p>
       <w:pPr>
@@ -109,7 +145,23 @@
         </w:numPr>
       </w:pPr>
       <w:r>
-        <w:t>Avoid declaring what you decided to do with your project. It influences the respondent, especially in face to face interviews.</w:t>
+        <w:t xml:space="preserve">Avoid declaring what you </w:t>
+      </w:r>
+      <w:proofErr w:type="gramStart"/>
+      <w:r>
+        <w:t>decided</w:t>
+      </w:r>
+      <w:proofErr w:type="gramEnd"/>
+      <w:r>
+        <w:t xml:space="preserve"> to do with your project. It influences the respondent, especially in </w:t>
+      </w:r>
+      <w:proofErr w:type="gramStart"/>
+      <w:r>
+        <w:t>face to face</w:t>
+      </w:r>
+      <w:proofErr w:type="gramEnd"/>
+      <w:r>
+        <w:t xml:space="preserve"> interviews.</w:t>
       </w:r>
     </w:p>
     <w:p>
@@ -121,7 +173,15 @@
         </w:numPr>
       </w:pPr>
       <w:r>
-        <w:t>For example: tell me the last time you did x thing. In this case “search for a touristic destination.</w:t>
+        <w:t xml:space="preserve">For example: tell me the last time you did x thing. In this </w:t>
+      </w:r>
+      <w:proofErr w:type="gramStart"/>
+      <w:r>
+        <w:t>case “</w:t>
+      </w:r>
+      <w:proofErr w:type="gramEnd"/>
+      <w:r>
+        <w:t>search for a touristic destination.</w:t>
       </w:r>
     </w:p>
     <w:p>
@@ -133,7 +193,23 @@
         </w:numPr>
       </w:pPr>
       <w:r>
-        <w:t>Avoid adding information in the question, about what other people do.</w:t>
+        <w:t xml:space="preserve">Avoid adding information </w:t>
+      </w:r>
+      <w:proofErr w:type="gramStart"/>
+      <w:r>
+        <w:t>in</w:t>
+      </w:r>
+      <w:proofErr w:type="gramEnd"/>
+      <w:r>
+        <w:t xml:space="preserve"> the </w:t>
+      </w:r>
+      <w:proofErr w:type="gramStart"/>
+      <w:r>
+        <w:t>question,</w:t>
+      </w:r>
+      <w:proofErr w:type="gramEnd"/>
+      <w:r>
+        <w:t xml:space="preserve"> about what other people do.</w:t>
       </w:r>
     </w:p>
     <w:p>
@@ -215,7 +291,23 @@
         </w:numPr>
       </w:pPr>
       <w:r>
-        <w:t>Your main objective is to determine what your customer’s problems are, in their own perspectives and wareness, not yours.</w:t>
+        <w:t xml:space="preserve">Your main objective is to determine what your </w:t>
+      </w:r>
+      <w:proofErr w:type="gramStart"/>
+      <w:r>
+        <w:t>customer’s</w:t>
+      </w:r>
+      <w:proofErr w:type="gramEnd"/>
+      <w:r>
+        <w:t xml:space="preserve"> problems are, in their own perspectives and </w:t>
+      </w:r>
+      <w:proofErr w:type="spellStart"/>
+      <w:r>
+        <w:t>wareness</w:t>
+      </w:r>
+      <w:proofErr w:type="spellEnd"/>
+      <w:r>
+        <w:t>, not yours.</w:t>
       </w:r>
     </w:p>
     <w:p>
@@ -238,8 +330,13 @@
           <w:numId w:val="1"/>
         </w:numPr>
       </w:pPr>
-      <w:r>
-        <w:t>Suggesting them a description of a specific problem with different words than they would normally use.</w:t>
+      <w:proofErr w:type="gramStart"/>
+      <w:r>
+        <w:t>Suggesting</w:t>
+      </w:r>
+      <w:proofErr w:type="gramEnd"/>
+      <w:r>
+        <w:t xml:space="preserve"> them a description of a specific problem with different words than they would normally use.</w:t>
       </w:r>
     </w:p>
     <w:p>
@@ -322,7 +419,15 @@
         <w:t>:</w:t>
       </w:r>
       <w:r>
-        <w:t xml:space="preserve"> Asking people to predict their own behavior in an hypothetical, future situation.</w:t>
+        <w:t xml:space="preserve"> Asking people to predict their own behavior in </w:t>
+      </w:r>
+      <w:proofErr w:type="gramStart"/>
+      <w:r>
+        <w:t>an</w:t>
+      </w:r>
+      <w:proofErr w:type="gramEnd"/>
+      <w:r>
+        <w:t xml:space="preserve"> hypothetical, future situation.</w:t>
       </w:r>
     </w:p>
     <w:p>
@@ -334,7 +439,15 @@
         </w:numPr>
       </w:pPr>
       <w:r>
-        <w:t>People are not generally good at determining what they would do in an hypothetical scenario that never happened to them.</w:t>
+        <w:t xml:space="preserve">People are not generally good at determining what they would do in </w:t>
+      </w:r>
+      <w:proofErr w:type="gramStart"/>
+      <w:r>
+        <w:t>an</w:t>
+      </w:r>
+      <w:proofErr w:type="gramEnd"/>
+      <w:r>
+        <w:t xml:space="preserve"> hypothetical scenario that never happened to them.</w:t>
       </w:r>
     </w:p>
     <w:p>
@@ -382,7 +495,21 @@
         </w:numPr>
       </w:pPr>
       <w:r>
-        <w:t>Keep in mind that they are not able to correctly determine the underlying reasons for their own behavior. You’ll have to0020investigate progressively and with patience.</w:t>
+        <w:t xml:space="preserve">Keep in mind that they </w:t>
+      </w:r>
+      <w:proofErr w:type="gramStart"/>
+      <w:r>
+        <w:t>are not able to</w:t>
+      </w:r>
+      <w:proofErr w:type="gramEnd"/>
+      <w:r>
+        <w:t xml:space="preserve"> correctly determine the underlying reasons for their own behavior. You’ll have to</w:t>
+      </w:r>
+      <w:r>
+        <w:t xml:space="preserve"> </w:t>
+      </w:r>
+      <w:r>
+        <w:t>investigate progressively and with patience.</w:t>
       </w:r>
     </w:p>
     <w:p>
@@ -393,8 +520,13 @@
           <w:numId w:val="1"/>
         </w:numPr>
       </w:pPr>
-      <w:r>
-        <w:t>Exmaples:</w:t>
+      <w:proofErr w:type="spellStart"/>
+      <w:r>
+        <w:t>Exmaples</w:t>
+      </w:r>
+      <w:proofErr w:type="spellEnd"/>
+      <w:r>
+        <w:t>:</w:t>
       </w:r>
     </w:p>
     <w:p>
@@ -453,14 +585,33 @@
         <w:t>:</w:t>
       </w:r>
       <w:r>
-        <w:t xml:space="preserve"> you have to define who has to be consulted according to your objective.</w:t>
-      </w:r>
-    </w:p>
-    <w:p>
-      <w:pPr>
-        <w:pStyle w:val="ListParagraph"/>
-      </w:pPr>
-      <w:r>
+        <w:t xml:space="preserve"> you </w:t>
+      </w:r>
+      <w:proofErr w:type="gramStart"/>
+      <w:r>
+        <w:t>have to</w:t>
+      </w:r>
+      <w:proofErr w:type="gramEnd"/>
+      <w:r>
+        <w:t xml:space="preserve"> define who </w:t>
+      </w:r>
+      <w:proofErr w:type="gramStart"/>
+      <w:r>
+        <w:t>has to</w:t>
+      </w:r>
+      <w:proofErr w:type="gramEnd"/>
+      <w:r>
+        <w:t xml:space="preserve"> be consulted according to your objective.</w:t>
+      </w:r>
+    </w:p>
+    <w:p>
+      <w:pPr>
+        <w:pStyle w:val="ListParagraph"/>
+      </w:pPr>
+      <w:r>
+        <w:rPr>
+          <w:noProof/>
+        </w:rPr>
         <w:drawing>
           <wp:inline distT="0" distB="0" distL="0" distR="0" wp14:anchorId="1DC9B130" wp14:editId="03C7EA6E">
             <wp:extent cx="2842260" cy="2430203"/>
@@ -477,7 +628,7 @@
                     <pic:cNvPicPr/>
                   </pic:nvPicPr>
                   <pic:blipFill>
-                    <a:blip r:embed="rId6"/>
+                    <a:blip r:embed="rId5"/>
                     <a:stretch>
                       <a:fillRect/>
                     </a:stretch>
@@ -523,6 +674,9 @@
         <w:pStyle w:val="ListParagraph"/>
       </w:pPr>
       <w:r>
+        <w:rPr>
+          <w:noProof/>
+        </w:rPr>
         <w:drawing>
           <wp:inline distT="0" distB="0" distL="0" distR="0" wp14:anchorId="4870B16F" wp14:editId="46824551">
             <wp:extent cx="2796540" cy="2584603"/>
@@ -539,7 +693,7 @@
                     <pic:cNvPicPr/>
                   </pic:nvPicPr>
                   <pic:blipFill>
-                    <a:blip r:embed="rId7"/>
+                    <a:blip r:embed="rId6"/>
                     <a:stretch>
                       <a:fillRect/>
                     </a:stretch>
@@ -600,7 +754,35 @@
         </w:numPr>
       </w:pPr>
       <w:r>
-        <w:t>Did they eve consider an alternative in the past? Better or worst? Why it changed?</w:t>
+        <w:t xml:space="preserve">Did they </w:t>
+      </w:r>
+      <w:proofErr w:type="spellStart"/>
+      <w:proofErr w:type="gramStart"/>
+      <w:r>
+        <w:t>eve</w:t>
+      </w:r>
+      <w:proofErr w:type="spellEnd"/>
+      <w:proofErr w:type="gramEnd"/>
+      <w:r>
+        <w:t xml:space="preserve"> consider an alternative in the past? Better or </w:t>
+      </w:r>
+      <w:proofErr w:type="spellStart"/>
+      <w:proofErr w:type="gramStart"/>
+      <w:r>
+        <w:t>worst</w:t>
+      </w:r>
+      <w:proofErr w:type="spellEnd"/>
+      <w:proofErr w:type="gramEnd"/>
+      <w:r>
+        <w:t xml:space="preserve">? Why </w:t>
+      </w:r>
+      <w:proofErr w:type="gramStart"/>
+      <w:r>
+        <w:t>it changed</w:t>
+      </w:r>
+      <w:proofErr w:type="gramEnd"/>
+      <w:r>
+        <w:t>?</w:t>
       </w:r>
     </w:p>
     <w:p/>
@@ -1675,6 +1857,18 @@
       <w:shd w:val="clear" w:color="auto" w:fill="E1DFDD"/>
     </w:rPr>
   </w:style>
+  <w:style w:type="character" w:styleId="FollowedHyperlink">
+    <w:name w:val="FollowedHyperlink"/>
+    <w:basedOn w:val="DefaultParagraphFont"/>
+    <w:uiPriority w:val="99"/>
+    <w:semiHidden/>
+    <w:unhideWhenUsed/>
+    <w:rsid w:val="00195C59"/>
+    <w:rPr>
+      <w:color w:val="96607D" w:themeColor="followedHyperlink"/>
+      <w:u w:val="single"/>
+    </w:rPr>
+  </w:style>
 </w:styles>
 </file>
 
